--- a/Data Structure Group Assignment/Group Assignment Report(5).docx
+++ b/Data Structure Group Assignment/Group Assignment Report(5).docx
@@ -96,7 +96,7 @@
     </w:p>
     <w:p>
       <w:r>
-        <w:t>TheFacebook is a Java-based social networking application developed for Topic 2 of the WIA1002 Data Structure group assignment. The project simulates an early social media platform where users can create accounts, log in, edit their profiles, search for other users, send and respond to friend requests, view mutual friends, receive friend recommendations, display first-, second-, and third-degree friends, create group conversations, chat with friends, and generate a simple analysis report.</w:t>
+        <w:t>TheFacebook is a Java-based social networking application developed for Topic 2 of the WIA1002 Data Structure group assignment. The project simulates an early social media platform where users can create accounts, log in, edit profiles with uploaded avatars, search users by identity fields or hobbies, send and respond to friend requests, view mutual friends, receive recommendations, display first-, second-, and third-degree friends, create group conversations, chat with friends, navigate backward and forward through GUI history, and generate a simple analysis report.</w:t>
       </w:r>
     </w:p>
     <w:p>
@@ -323,7 +323,7 @@
           </w:tcPr>
           <w:p>
             <w:r>
-              <w:t>Stores user profile information, password hash, hobbies, career history, and role.</w:t>
+              <w:t>Stores user profile information, password hash, hobbies, career history, role, and avatar path.</w:t>
             </w:r>
           </w:p>
         </w:tc>
@@ -815,7 +815,7 @@
           </w:tcPr>
           <w:p>
             <w:r>
-              <w:t>GUI browsing history implemented with Java LinkedList, supporting history view, back, forward, and clear.</w:t>
+              <w:t>GUI browsing history implemented with Java LinkedList, storing titles and content snapshots for History, Back, Forward, and clear.</w:t>
             </w:r>
           </w:p>
         </w:tc>
@@ -897,7 +897,7 @@
           </w:tcPr>
           <w:p>
             <w:r>
-              <w:t>Provides the Swing graphical interface and connects buttons/dialogs to service methods.</w:t>
+              <w:t>Provides the Swing graphical interface, including profile avatar display/upload, hobby search, history restoration, and chat/group controls.</w:t>
             </w:r>
           </w:p>
         </w:tc>
@@ -922,7 +922,7 @@
     </w:p>
     <w:p>
       <w:r>
-        <w:t>The program stores data in CSV files inside the data folder. users.csv stores account information, friendships.csv stores friendship edges, requests.csv stores pending friend requests, friend_messages.csv stores private chat records, groups.csv stores group information, and group_messages.csv stores group chat records. CsvStorage uses file reading and writing to make sure persistent data remains after the program closes.</w:t>
+        <w:t>The program stores data in CSV files inside the data folder. users.csv stores account information, including avatar image paths. Uploaded avatar image files are copied into data/avatars so they stay inside the project folder. friendships.csv stores friendship edges, requests.csv stores pending friend requests, friend_messages.csv stores private chat records, groups.csv stores group information, and group_messages.csv stores group chat records. CsvStorage uses file reading and writing to make sure persistent data remains after the program closes.</w:t>
       </w:r>
     </w:p>
     <w:p>
@@ -987,7 +987,7 @@
     </w:p>
     <w:p>
       <w:r>
-        <w:t>Users can search by name, username, ID, email, or contact number. Search results are placed in an ArrayList and sorted by name before being displayed.</w:t>
+        <w:t>Users can search by name, username, ID, email, contact number, or hobby. The search uses linear search over all user records and case-insensitive substring matching. Each user's hobbies are checked one by one, so keywords such as Coding, Photography, Yoga, Travel, or Chess can find users with matching interests. Search results are placed in an ArrayList and sorted by name before being displayed.</w:t>
       </w:r>
     </w:p>
     <w:p>
@@ -1026,7 +1026,7 @@
     </w:p>
     <w:p>
       <w:r>
-        <w:t>LinkedListBrowsingHistory uses Java's LinkedList to store actions for the current login session. It supports recording visited content, viewing the full history list, moving back to the previous record, moving forward to the next record, and clearing all records when the user logs out.</w:t>
+        <w:t>LinkedListBrowsingHistory uses Java's LinkedList to store HistoryRecord objects for the current login session. Each record stores both a title and the actual content shown in the GUI text area. This allows Back and Forward to restore the previous or next displayed interface content instead of only printing a short message. The history list is cleared when the user logs out.</w:t>
       </w:r>
     </w:p>
     <w:p>
@@ -1069,7 +1069,7 @@
     </w:p>
     <w:p>
       <w:r>
-        <w:t>The data files contain 30 normal users and 2 admin users. Additional CSV files also support friend messages, group records, and group messages. This allows the system to be tested without manually registering many accounts.</w:t>
+        <w:t>The data files contain 30 normal users and 2 admin users. Additional CSV files also support friend messages, group records, and group messages. The mock users now include a wider range of hobbies such as Reading, Gaming, Art, Photography, Cooking, Swimming, Running, Dancing, Travel, Movies, Chess, Badminton, Football, Yoga, Writing, Volunteering, Hiking, and Debate. This allows hobby search to be tested immediately.</w:t>
       </w:r>
     </w:p>
     <w:p>
@@ -1371,7 +1371,7 @@
           </w:tcPr>
           <w:p>
             <w:r>
-              <w:t>Suitable for dynamic lists that are often traversed and displayed in order.</w:t>
+              <w:t>Suitable for dynamic lists that are often traversed and displayed in order. Hobbies are also searched one by one during hobby search.</w:t>
             </w:r>
           </w:p>
         </w:tc>
@@ -1473,7 +1473,7 @@
           </w:tcPr>
           <w:p>
             <w:r>
-              <w:t>Browsing history is a sequence that supports moving backward, moving forward, removing old forward history, and clearing on logout.</w:t>
+              <w:t>Browsing history is a sequence that supports moving backward, moving forward, removing old forward history, and restoring previous GUI text-area content.</w:t>
             </w:r>
           </w:p>
         </w:tc>
@@ -1929,6 +1929,50 @@
           <w:p>
             <w:r>
               <w:t>Users are allowed to send friend requests to registered users, and accepted requests become graph edges.</w:t>
+            </w:r>
+          </w:p>
+        </w:tc>
+      </w:tr>
+      <w:tr>
+        <w:tc>
+          <w:tcPr>
+            <w:tcW w:type="dxa" w:w="4680"/>
+          </w:tcPr>
+          <w:p>
+            <w:r>
+              <w:t>Avatar Upload</w:t>
+            </w:r>
+          </w:p>
+        </w:tc>
+        <w:tc>
+          <w:tcPr>
+            <w:tcW w:type="dxa" w:w="4680"/>
+          </w:tcPr>
+          <w:p>
+            <w:r>
+              <w:t>The GUI lets users choose an image file. The image is copied into data/avatars and the saved path is written to users.csv.</w:t>
+            </w:r>
+          </w:p>
+        </w:tc>
+      </w:tr>
+      <w:tr>
+        <w:tc>
+          <w:tcPr>
+            <w:tcW w:type="dxa" w:w="4680"/>
+          </w:tcPr>
+          <w:p>
+            <w:r>
+              <w:t>Hobby Search</w:t>
+            </w:r>
+          </w:p>
+        </w:tc>
+        <w:tc>
+          <w:tcPr>
+            <w:tcW w:type="dxa" w:w="4680"/>
+          </w:tcPr>
+          <w:p>
+            <w:r>
+              <w:t>SocialNetwork.searchUsers performs linear search and checks each user's hobby ArrayList using case-insensitive substring matching.</w:t>
             </w:r>
           </w:p>
         </w:tc>
@@ -3079,6 +3123,50 @@
           </w:p>
         </w:tc>
       </w:tr>
+      <w:tr>
+        <w:tc>
+          <w:tcPr>
+            <w:tcW w:type="dxa" w:w="4680"/>
+          </w:tcPr>
+          <w:p>
+            <w:r>
+              <w:t>Avatar files should remain available after upload.</w:t>
+            </w:r>
+          </w:p>
+        </w:tc>
+        <w:tc>
+          <w:tcPr>
+            <w:tcW w:type="dxa" w:w="4680"/>
+          </w:tcPr>
+          <w:p>
+            <w:r>
+              <w:t>The selected image is copied to data/avatars, and users.csv stores the copied file path instead of only referencing the original location.</w:t>
+            </w:r>
+          </w:p>
+        </w:tc>
+      </w:tr>
+      <w:tr>
+        <w:tc>
+          <w:tcPr>
+            <w:tcW w:type="dxa" w:w="4680"/>
+          </w:tcPr>
+          <w:p>
+            <w:r>
+              <w:t>Search should support hobbies and avoid empty keyword mistakes.</w:t>
+            </w:r>
+          </w:p>
+        </w:tc>
+        <w:tc>
+          <w:tcPr>
+            <w:tcW w:type="dxa" w:w="4680"/>
+          </w:tcPr>
+          <w:p>
+            <w:r>
+              <w:t>The search function now checks hobbies using hasMatchingHobby and returns no results for empty keywords.</w:t>
+            </w:r>
+          </w:p>
+        </w:tc>
+      </w:tr>
     </w:tbl>
     <w:p/>
     <w:p>
@@ -4205,7 +4293,7 @@
         <w:pStyle w:val="16"/>
       </w:pPr>
       <w:r>
-        <w:t>The GUI version was tested by opening the Swing window and checking the main buttons and dialogs, including Friend Chat, Create Group, Group Chat, History, Back, Forward, and Degree Friends.</w:t>
+        <w:t>The GUI version was tested by opening the Swing window and checking the main buttons and dialogs, including Friend Chat, Create Group, Group Chat, History, Back, Forward, Degree Friends, avatar upload, and hobby search.</w:t>
       </w:r>
     </w:p>
     <w:p>
@@ -4245,7 +4333,7 @@
         <w:pStyle w:val="16"/>
       </w:pPr>
       <w:r>
-        <w:t>The browsing history function stores session actions and supports back/forward movement, but it can be improved to reopen the exact previous profile or content page instead of only displaying the record text.</w:t>
+        <w:t>The browsing history function stores text-area content snapshots and supports back/forward restoration. A future improvement would be to store page type and parameters so it can rebuild full Swing components for each previous page.</w:t>
       </w:r>
     </w:p>
     <w:p>
@@ -4261,7 +4349,7 @@
         <w:pStyle w:val="16"/>
       </w:pPr>
       <w:r>
-        <w:t>Future features can include fuzzy search, privacy settings, file or image messages, group member management, and a real database such as MySQL.</w:t>
+        <w:t>Future features can include more advanced fuzzy search, privacy settings, image messages inside chats, group member management, and a real database such as MySQL.</w:t>
       </w:r>
     </w:p>
     <w:p>
@@ -4274,7 +4362,7 @@
     </w:p>
     <w:p>
       <w:r>
-        <w:t>TheFacebook demonstrates how data structures can support a social networking application. The project uses a custom hash table for fast user and group lookup, a graph for friendship relationships and degree-based connections, a queue for friend requests, an ArrayList for dynamic collections and chat messages, a stack for career history, and a LinkedList for browsing history. The Swing GUI improves usability and now supports friend chat, group chat, browsing history navigation, and degree friend display. Overall, the program covers the major basic requirements of Topic 2 and includes meaningful extra features that can be explained clearly during presentation.</w:t>
+        <w:t>TheFacebook demonstrates how data structures can support a social networking application. The project uses a custom hash table for fast user and group lookup, a graph for friendship relationships and degree-based connections, a queue for friend requests, an ArrayList for dynamic collections, hobbies, and chat messages, a stack for career history, and a LinkedList for browsing history records. The Swing GUI improves usability and now supports avatar upload, hobby-based search, friend chat, group chat, browsing history restoration, and degree friend display. Overall, the program covers the major basic requirements of Topic 2 and includes meaningful extra features that can be explained clearly during presentation.</w:t>
       </w:r>
     </w:p>
     <w:sectPr>
